--- a/AWS-NOTES/AWS-Ec2 (2) (1).docx
+++ b/AWS-NOTES/AWS-Ec2 (2) (1).docx
@@ -4,45 +4,36 @@
   <w:body>
     <w:p>
       <w:pPr>
-        <w:spacing w:before="28"/>
-        <w:ind w:right="20"/>
+        <w:pStyle w:val="BodyText"/>
         <w:jc w:val="center"/>
         <w:rPr>
-          <w:rFonts w:ascii="Calibri"/>
-          <w:b/>
-          <w:iCs/>
-          <w:sz w:val="31"/>
-        </w:rPr>
-      </w:pPr>
-      <w:r>
-        <w:rPr>
-          <w:rFonts w:ascii="Calibri"/>
-          <w:b/>
-          <w:iCs/>
-          <w:sz w:val="31"/>
-          <w:u w:val="single"/>
+          <w:rFonts w:ascii="Algerian" w:hAnsi="Algerian"/>
+          <w:sz w:val="28"/>
+          <w:szCs w:val="28"/>
+        </w:rPr>
+      </w:pPr>
+      <w:r>
+        <w:rPr>
+          <w:rFonts w:ascii="Algerian" w:hAnsi="Algerian"/>
+          <w:sz w:val="28"/>
+          <w:szCs w:val="28"/>
         </w:rPr>
         <w:t>AWS-EC2</w:t>
       </w:r>
       <w:r>
         <w:rPr>
-          <w:rFonts w:ascii="Calibri"/>
-          <w:b/>
-          <w:iCs/>
+          <w:rFonts w:ascii="Algerian" w:hAnsi="Algerian"/>
           <w:spacing w:val="6"/>
-          <w:sz w:val="31"/>
-          <w:u w:val="single"/>
-        </w:rPr>
-        <w:t xml:space="preserve"> </w:t>
-      </w:r>
-      <w:r>
-        <w:rPr>
-          <w:rFonts w:ascii="Calibri"/>
-          <w:b/>
-          <w:iCs/>
-          <w:spacing w:val="-2"/>
-          <w:sz w:val="31"/>
-          <w:u w:val="single"/>
+          <w:sz w:val="28"/>
+          <w:szCs w:val="28"/>
+        </w:rPr>
+        <w:t xml:space="preserve"> </w:t>
+      </w:r>
+      <w:r>
+        <w:rPr>
+          <w:rFonts w:ascii="Algerian" w:hAnsi="Algerian"/>
+          <w:sz w:val="28"/>
+          <w:szCs w:val="28"/>
         </w:rPr>
         <w:t>Instances</w:t>
       </w:r>
@@ -62,16 +53,16 @@
         <w:rPr>
           <w:rFonts w:ascii="Wingdings" w:hAnsi="Wingdings"/>
           <w:b w:val="0"/>
-          <w:sz w:val="20"/>
-          <w:szCs w:val="20"/>
+          <w:sz w:val="24"/>
+          <w:szCs w:val="24"/>
         </w:rPr>
       </w:pPr>
       <w:r>
         <w:rPr>
           <w:spacing w:val="-2"/>
           <w:w w:val="105"/>
-          <w:sz w:val="20"/>
-          <w:szCs w:val="20"/>
+          <w:sz w:val="24"/>
+          <w:szCs w:val="24"/>
         </w:rPr>
         <w:t>What</w:t>
       </w:r>
@@ -79,8 +70,8 @@
         <w:rPr>
           <w:spacing w:val="-7"/>
           <w:w w:val="105"/>
-          <w:sz w:val="20"/>
-          <w:szCs w:val="20"/>
+          <w:sz w:val="24"/>
+          <w:szCs w:val="24"/>
         </w:rPr>
         <w:t xml:space="preserve"> </w:t>
       </w:r>
@@ -88,8 +79,8 @@
         <w:rPr>
           <w:spacing w:val="-2"/>
           <w:w w:val="105"/>
-          <w:sz w:val="20"/>
-          <w:szCs w:val="20"/>
+          <w:sz w:val="24"/>
+          <w:szCs w:val="24"/>
         </w:rPr>
         <w:t>are</w:t>
       </w:r>
@@ -97,8 +88,8 @@
         <w:rPr>
           <w:spacing w:val="-9"/>
           <w:w w:val="105"/>
-          <w:sz w:val="20"/>
-          <w:szCs w:val="20"/>
+          <w:sz w:val="24"/>
+          <w:szCs w:val="24"/>
         </w:rPr>
         <w:t xml:space="preserve"> </w:t>
       </w:r>
@@ -106,8 +97,8 @@
         <w:rPr>
           <w:spacing w:val="-2"/>
           <w:w w:val="105"/>
-          <w:sz w:val="20"/>
-          <w:szCs w:val="20"/>
+          <w:sz w:val="24"/>
+          <w:szCs w:val="24"/>
         </w:rPr>
         <w:t>AWS</w:t>
       </w:r>
@@ -115,8 +106,8 @@
         <w:rPr>
           <w:spacing w:val="-7"/>
           <w:w w:val="105"/>
-          <w:sz w:val="20"/>
-          <w:szCs w:val="20"/>
+          <w:sz w:val="24"/>
+          <w:szCs w:val="24"/>
         </w:rPr>
         <w:t xml:space="preserve"> </w:t>
       </w:r>
@@ -124,8 +115,8 @@
         <w:rPr>
           <w:spacing w:val="-2"/>
           <w:w w:val="105"/>
-          <w:sz w:val="20"/>
-          <w:szCs w:val="20"/>
+          <w:sz w:val="24"/>
+          <w:szCs w:val="24"/>
         </w:rPr>
         <w:t>Regions?</w:t>
       </w:r>
@@ -144,15 +135,11 @@
         <w:ind w:right="892"/>
         <w:rPr>
           <w:rFonts w:ascii="Calibri" w:hAnsi="Calibri"/>
-          <w:sz w:val="20"/>
-          <w:szCs w:val="20"/>
-        </w:rPr>
-      </w:pPr>
-      <w:r>
-        <w:rPr>
-          <w:rFonts w:ascii="Calibri" w:hAnsi="Calibri"/>
-          <w:sz w:val="20"/>
-          <w:szCs w:val="20"/>
+        </w:rPr>
+      </w:pPr>
+      <w:r>
+        <w:rPr>
+          <w:rFonts w:ascii="Calibri" w:hAnsi="Calibri"/>
         </w:rPr>
         <w:t>In</w:t>
       </w:r>
@@ -160,17 +147,13 @@
         <w:rPr>
           <w:rFonts w:ascii="Calibri" w:hAnsi="Calibri"/>
           <w:spacing w:val="-5"/>
-          <w:sz w:val="20"/>
-          <w:szCs w:val="20"/>
-        </w:rPr>
-        <w:t xml:space="preserve"> </w:t>
-      </w:r>
-      <w:r>
-        <w:rPr>
-          <w:rFonts w:ascii="Calibri" w:hAnsi="Calibri"/>
-          <w:b/>
-          <w:sz w:val="20"/>
-          <w:szCs w:val="20"/>
+        </w:rPr>
+        <w:t xml:space="preserve"> </w:t>
+      </w:r>
+      <w:r>
+        <w:rPr>
+          <w:rFonts w:ascii="Calibri" w:hAnsi="Calibri"/>
+          <w:b/>
         </w:rPr>
         <w:t>Amazon</w:t>
       </w:r>
@@ -179,17 +162,13 @@
           <w:rFonts w:ascii="Calibri" w:hAnsi="Calibri"/>
           <w:b/>
           <w:spacing w:val="-7"/>
-          <w:sz w:val="20"/>
-          <w:szCs w:val="20"/>
-        </w:rPr>
-        <w:t xml:space="preserve"> </w:t>
-      </w:r>
-      <w:r>
-        <w:rPr>
-          <w:rFonts w:ascii="Calibri" w:hAnsi="Calibri"/>
-          <w:b/>
-          <w:sz w:val="20"/>
-          <w:szCs w:val="20"/>
+        </w:rPr>
+        <w:t xml:space="preserve"> </w:t>
+      </w:r>
+      <w:r>
+        <w:rPr>
+          <w:rFonts w:ascii="Calibri" w:hAnsi="Calibri"/>
+          <w:b/>
         </w:rPr>
         <w:t>Web</w:t>
       </w:r>
@@ -198,17 +177,13 @@
           <w:rFonts w:ascii="Calibri" w:hAnsi="Calibri"/>
           <w:b/>
           <w:spacing w:val="-8"/>
-          <w:sz w:val="20"/>
-          <w:szCs w:val="20"/>
-        </w:rPr>
-        <w:t xml:space="preserve"> </w:t>
-      </w:r>
-      <w:r>
-        <w:rPr>
-          <w:rFonts w:ascii="Calibri" w:hAnsi="Calibri"/>
-          <w:b/>
-          <w:sz w:val="20"/>
-          <w:szCs w:val="20"/>
+        </w:rPr>
+        <w:t xml:space="preserve"> </w:t>
+      </w:r>
+      <w:r>
+        <w:rPr>
+          <w:rFonts w:ascii="Calibri" w:hAnsi="Calibri"/>
+          <w:b/>
         </w:rPr>
         <w:t>Services</w:t>
       </w:r>
@@ -217,25 +192,19 @@
           <w:rFonts w:ascii="Calibri" w:hAnsi="Calibri"/>
           <w:b/>
           <w:spacing w:val="-13"/>
-          <w:sz w:val="20"/>
-          <w:szCs w:val="20"/>
-        </w:rPr>
-        <w:t xml:space="preserve"> </w:t>
-      </w:r>
-      <w:r>
-        <w:rPr>
-          <w:rFonts w:ascii="Calibri" w:hAnsi="Calibri"/>
-          <w:b/>
-          <w:sz w:val="20"/>
-          <w:szCs w:val="20"/>
+        </w:rPr>
+        <w:t xml:space="preserve"> </w:t>
+      </w:r>
+      <w:r>
+        <w:rPr>
+          <w:rFonts w:ascii="Calibri" w:hAnsi="Calibri"/>
+          <w:b/>
         </w:rPr>
         <w:t>(AWS)</w:t>
       </w:r>
       <w:r>
         <w:rPr>
           <w:rFonts w:ascii="Calibri" w:hAnsi="Calibri"/>
-          <w:sz w:val="20"/>
-          <w:szCs w:val="20"/>
         </w:rPr>
         <w:t>,</w:t>
       </w:r>
@@ -243,16 +212,12 @@
         <w:rPr>
           <w:rFonts w:ascii="Calibri" w:hAnsi="Calibri"/>
           <w:spacing w:val="-7"/>
-          <w:sz w:val="20"/>
-          <w:szCs w:val="20"/>
-        </w:rPr>
-        <w:t xml:space="preserve"> </w:t>
-      </w:r>
-      <w:r>
-        <w:rPr>
-          <w:rFonts w:ascii="Calibri" w:hAnsi="Calibri"/>
-          <w:sz w:val="20"/>
-          <w:szCs w:val="20"/>
+        </w:rPr>
+        <w:t xml:space="preserve"> </w:t>
+      </w:r>
+      <w:r>
+        <w:rPr>
+          <w:rFonts w:ascii="Calibri" w:hAnsi="Calibri"/>
         </w:rPr>
         <w:t>a</w:t>
       </w:r>
@@ -260,25 +225,19 @@
         <w:rPr>
           <w:rFonts w:ascii="Calibri" w:hAnsi="Calibri"/>
           <w:spacing w:val="-1"/>
-          <w:sz w:val="20"/>
-          <w:szCs w:val="20"/>
-        </w:rPr>
-        <w:t xml:space="preserve"> </w:t>
-      </w:r>
-      <w:r>
-        <w:rPr>
-          <w:rFonts w:ascii="Calibri" w:hAnsi="Calibri"/>
-          <w:b/>
-          <w:sz w:val="20"/>
-          <w:szCs w:val="20"/>
+        </w:rPr>
+        <w:t xml:space="preserve"> </w:t>
+      </w:r>
+      <w:r>
+        <w:rPr>
+          <w:rFonts w:ascii="Calibri" w:hAnsi="Calibri"/>
+          <w:b/>
         </w:rPr>
         <w:t xml:space="preserve">Region </w:t>
       </w:r>
       <w:r>
         <w:rPr>
           <w:rFonts w:ascii="Calibri" w:hAnsi="Calibri"/>
-          <w:sz w:val="20"/>
-          <w:szCs w:val="20"/>
         </w:rPr>
         <w:t>is</w:t>
       </w:r>
@@ -286,16 +245,12 @@
         <w:rPr>
           <w:rFonts w:ascii="Calibri" w:hAnsi="Calibri"/>
           <w:spacing w:val="-4"/>
-          <w:sz w:val="20"/>
-          <w:szCs w:val="20"/>
-        </w:rPr>
-        <w:t xml:space="preserve"> </w:t>
-      </w:r>
-      <w:r>
-        <w:rPr>
-          <w:rFonts w:ascii="Calibri" w:hAnsi="Calibri"/>
-          <w:sz w:val="20"/>
-          <w:szCs w:val="20"/>
+        </w:rPr>
+        <w:t xml:space="preserve"> </w:t>
+      </w:r>
+      <w:r>
+        <w:rPr>
+          <w:rFonts w:ascii="Calibri" w:hAnsi="Calibri"/>
         </w:rPr>
         <w:t>a</w:t>
       </w:r>
@@ -303,17 +258,13 @@
         <w:rPr>
           <w:rFonts w:ascii="Calibri" w:hAnsi="Calibri"/>
           <w:spacing w:val="-9"/>
-          <w:sz w:val="20"/>
-          <w:szCs w:val="20"/>
-        </w:rPr>
-        <w:t xml:space="preserve"> </w:t>
-      </w:r>
-      <w:r>
-        <w:rPr>
-          <w:rFonts w:ascii="Calibri" w:hAnsi="Calibri"/>
-          <w:b/>
-          <w:sz w:val="20"/>
-          <w:szCs w:val="20"/>
+        </w:rPr>
+        <w:t xml:space="preserve"> </w:t>
+      </w:r>
+      <w:r>
+        <w:rPr>
+          <w:rFonts w:ascii="Calibri" w:hAnsi="Calibri"/>
+          <w:b/>
         </w:rPr>
         <w:t>geographically</w:t>
       </w:r>
@@ -322,17 +273,13 @@
           <w:rFonts w:ascii="Calibri" w:hAnsi="Calibri"/>
           <w:b/>
           <w:spacing w:val="-8"/>
-          <w:sz w:val="20"/>
-          <w:szCs w:val="20"/>
-        </w:rPr>
-        <w:t xml:space="preserve"> </w:t>
-      </w:r>
-      <w:r>
-        <w:rPr>
-          <w:rFonts w:ascii="Calibri" w:hAnsi="Calibri"/>
-          <w:b/>
-          <w:sz w:val="20"/>
-          <w:szCs w:val="20"/>
+        </w:rPr>
+        <w:t xml:space="preserve"> </w:t>
+      </w:r>
+      <w:r>
+        <w:rPr>
+          <w:rFonts w:ascii="Calibri" w:hAnsi="Calibri"/>
+          <w:b/>
         </w:rPr>
         <w:t>isolated area</w:t>
       </w:r>
@@ -341,16 +288,12 @@
           <w:rFonts w:ascii="Calibri" w:hAnsi="Calibri"/>
           <w:b/>
           <w:spacing w:val="-2"/>
-          <w:sz w:val="20"/>
-          <w:szCs w:val="20"/>
-        </w:rPr>
-        <w:t xml:space="preserve"> </w:t>
-      </w:r>
-      <w:r>
-        <w:rPr>
-          <w:rFonts w:ascii="Calibri" w:hAnsi="Calibri"/>
-          <w:sz w:val="20"/>
-          <w:szCs w:val="20"/>
+        </w:rPr>
+        <w:t xml:space="preserve"> </w:t>
+      </w:r>
+      <w:r>
+        <w:rPr>
+          <w:rFonts w:ascii="Calibri" w:hAnsi="Calibri"/>
         </w:rPr>
         <w:t>where</w:t>
       </w:r>
@@ -358,16 +301,12 @@
         <w:rPr>
           <w:rFonts w:ascii="Calibri" w:hAnsi="Calibri"/>
           <w:spacing w:val="-13"/>
-          <w:sz w:val="20"/>
-          <w:szCs w:val="20"/>
-        </w:rPr>
-        <w:t xml:space="preserve"> </w:t>
-      </w:r>
-      <w:r>
-        <w:rPr>
-          <w:rFonts w:ascii="Calibri" w:hAnsi="Calibri"/>
-          <w:sz w:val="20"/>
-          <w:szCs w:val="20"/>
+        </w:rPr>
+        <w:t xml:space="preserve"> </w:t>
+      </w:r>
+      <w:r>
+        <w:rPr>
+          <w:rFonts w:ascii="Calibri" w:hAnsi="Calibri"/>
         </w:rPr>
         <w:t>AWS</w:t>
       </w:r>
@@ -375,16 +314,12 @@
         <w:rPr>
           <w:rFonts w:ascii="Calibri" w:hAnsi="Calibri"/>
           <w:spacing w:val="-11"/>
-          <w:sz w:val="20"/>
-          <w:szCs w:val="20"/>
-        </w:rPr>
-        <w:t xml:space="preserve"> </w:t>
-      </w:r>
-      <w:r>
-        <w:rPr>
-          <w:rFonts w:ascii="Calibri" w:hAnsi="Calibri"/>
-          <w:sz w:val="20"/>
-          <w:szCs w:val="20"/>
+        </w:rPr>
+        <w:t xml:space="preserve"> </w:t>
+      </w:r>
+      <w:r>
+        <w:rPr>
+          <w:rFonts w:ascii="Calibri" w:hAnsi="Calibri"/>
         </w:rPr>
         <w:t xml:space="preserve">has </w:t>
       </w:r>
@@ -392,16 +327,12 @@
         <w:rPr>
           <w:rFonts w:ascii="Calibri" w:hAnsi="Calibri"/>
           <w:b/>
-          <w:sz w:val="20"/>
-          <w:szCs w:val="20"/>
         </w:rPr>
         <w:t xml:space="preserve">multiple data centers </w:t>
       </w:r>
       <w:r>
         <w:rPr>
           <w:rFonts w:ascii="Calibri" w:hAnsi="Calibri"/>
-          <w:sz w:val="20"/>
-          <w:szCs w:val="20"/>
         </w:rPr>
         <w:t xml:space="preserve">(called </w:t>
       </w:r>
@@ -409,16 +340,12 @@
         <w:rPr>
           <w:rFonts w:ascii="Calibri" w:hAnsi="Calibri"/>
           <w:b/>
-          <w:sz w:val="20"/>
-          <w:szCs w:val="20"/>
         </w:rPr>
         <w:t>Availability Zones</w:t>
       </w:r>
       <w:r>
         <w:rPr>
           <w:rFonts w:ascii="Calibri" w:hAnsi="Calibri"/>
-          <w:sz w:val="20"/>
-          <w:szCs w:val="20"/>
         </w:rPr>
         <w:t>) to host and</w:t>
       </w:r>
@@ -426,16 +353,12 @@
         <w:rPr>
           <w:rFonts w:ascii="Calibri" w:hAnsi="Calibri"/>
           <w:spacing w:val="-1"/>
-          <w:sz w:val="20"/>
-          <w:szCs w:val="20"/>
-        </w:rPr>
-        <w:t xml:space="preserve"> </w:t>
-      </w:r>
-      <w:r>
-        <w:rPr>
-          <w:rFonts w:ascii="Calibri" w:hAnsi="Calibri"/>
-          <w:sz w:val="20"/>
-          <w:szCs w:val="20"/>
+        </w:rPr>
+        <w:t xml:space="preserve"> </w:t>
+      </w:r>
+      <w:r>
+        <w:rPr>
+          <w:rFonts w:ascii="Calibri" w:hAnsi="Calibri"/>
         </w:rPr>
         <w:t xml:space="preserve">run cloud infrastructure and </w:t>
       </w:r>
@@ -443,8 +366,6 @@
         <w:rPr>
           <w:rFonts w:ascii="Calibri" w:hAnsi="Calibri"/>
           <w:spacing w:val="-2"/>
-          <w:sz w:val="20"/>
-          <w:szCs w:val="20"/>
         </w:rPr>
         <w:t>services.</w:t>
       </w:r>
@@ -463,15 +384,11 @@
         <w:ind w:right="345"/>
         <w:rPr>
           <w:rFonts w:ascii="Calibri" w:hAnsi="Calibri"/>
-          <w:sz w:val="20"/>
-          <w:szCs w:val="20"/>
-        </w:rPr>
-      </w:pPr>
-      <w:r>
-        <w:rPr>
-          <w:rFonts w:ascii="Calibri" w:hAnsi="Calibri"/>
-          <w:sz w:val="20"/>
-          <w:szCs w:val="20"/>
+        </w:rPr>
+      </w:pPr>
+      <w:r>
+        <w:rPr>
+          <w:rFonts w:ascii="Calibri" w:hAnsi="Calibri"/>
         </w:rPr>
         <w:t xml:space="preserve">Each AWS Region is completely </w:t>
       </w:r>
@@ -479,16 +396,12 @@
         <w:rPr>
           <w:rFonts w:ascii="Calibri" w:hAnsi="Calibri"/>
           <w:b/>
-          <w:sz w:val="20"/>
-          <w:szCs w:val="20"/>
         </w:rPr>
         <w:t xml:space="preserve">independent </w:t>
       </w:r>
       <w:r>
         <w:rPr>
           <w:rFonts w:ascii="Calibri" w:hAnsi="Calibri"/>
-          <w:sz w:val="20"/>
-          <w:szCs w:val="20"/>
         </w:rPr>
         <w:t xml:space="preserve">and designed to offer </w:t>
       </w:r>
@@ -496,16 +409,12 @@
         <w:rPr>
           <w:rFonts w:ascii="Calibri" w:hAnsi="Calibri"/>
           <w:b/>
-          <w:sz w:val="20"/>
-          <w:szCs w:val="20"/>
         </w:rPr>
         <w:t>low latency</w:t>
       </w:r>
       <w:r>
         <w:rPr>
           <w:rFonts w:ascii="Calibri" w:hAnsi="Calibri"/>
-          <w:sz w:val="20"/>
-          <w:szCs w:val="20"/>
         </w:rPr>
         <w:t>,</w:t>
       </w:r>
@@ -513,17 +422,13 @@
         <w:rPr>
           <w:rFonts w:ascii="Calibri" w:hAnsi="Calibri"/>
           <w:spacing w:val="-1"/>
-          <w:sz w:val="20"/>
-          <w:szCs w:val="20"/>
-        </w:rPr>
-        <w:t xml:space="preserve"> </w:t>
-      </w:r>
-      <w:r>
-        <w:rPr>
-          <w:rFonts w:ascii="Calibri" w:hAnsi="Calibri"/>
-          <w:b/>
-          <w:sz w:val="20"/>
-          <w:szCs w:val="20"/>
+        </w:rPr>
+        <w:t xml:space="preserve"> </w:t>
+      </w:r>
+      <w:r>
+        <w:rPr>
+          <w:rFonts w:ascii="Calibri" w:hAnsi="Calibri"/>
+          <w:b/>
         </w:rPr>
         <w:t>fault</w:t>
       </w:r>
@@ -532,25 +437,19 @@
           <w:rFonts w:ascii="Calibri" w:hAnsi="Calibri"/>
           <w:b/>
           <w:spacing w:val="-1"/>
-          <w:sz w:val="20"/>
-          <w:szCs w:val="20"/>
-        </w:rPr>
-        <w:t xml:space="preserve"> </w:t>
-      </w:r>
-      <w:r>
-        <w:rPr>
-          <w:rFonts w:ascii="Calibri" w:hAnsi="Calibri"/>
-          <w:b/>
-          <w:sz w:val="20"/>
-          <w:szCs w:val="20"/>
+        </w:rPr>
+        <w:t xml:space="preserve"> </w:t>
+      </w:r>
+      <w:r>
+        <w:rPr>
+          <w:rFonts w:ascii="Calibri" w:hAnsi="Calibri"/>
+          <w:b/>
         </w:rPr>
         <w:t>tolerance</w:t>
       </w:r>
       <w:r>
         <w:rPr>
           <w:rFonts w:ascii="Calibri" w:hAnsi="Calibri"/>
-          <w:sz w:val="20"/>
-          <w:szCs w:val="20"/>
         </w:rPr>
         <w:t xml:space="preserve">, and </w:t>
       </w:r>
@@ -558,16 +457,12 @@
         <w:rPr>
           <w:rFonts w:ascii="Calibri" w:hAnsi="Calibri"/>
           <w:b/>
-          <w:sz w:val="20"/>
-          <w:szCs w:val="20"/>
         </w:rPr>
         <w:t>high availability</w:t>
       </w:r>
       <w:r>
         <w:rPr>
           <w:rFonts w:ascii="Calibri" w:hAnsi="Calibri"/>
-          <w:sz w:val="20"/>
-          <w:szCs w:val="20"/>
         </w:rPr>
         <w:t>.</w:t>
       </w:r>
@@ -582,8 +477,6 @@
         <w:ind w:right="345" w:firstLine="0"/>
         <w:rPr>
           <w:rFonts w:ascii="Calibri" w:hAnsi="Calibri"/>
-          <w:sz w:val="20"/>
-          <w:szCs w:val="20"/>
         </w:rPr>
       </w:pPr>
     </w:p>
@@ -602,15 +495,15 @@
         <w:rPr>
           <w:rFonts w:ascii="Wingdings" w:hAnsi="Wingdings"/>
           <w:b w:val="0"/>
-          <w:sz w:val="20"/>
-          <w:szCs w:val="20"/>
-        </w:rPr>
-      </w:pPr>
-      <w:r>
-        <w:rPr>
-          <w:rFonts w:ascii="Calibri" w:hAnsi="Calibri"/>
-          <w:sz w:val="20"/>
-          <w:szCs w:val="20"/>
+          <w:sz w:val="24"/>
+          <w:szCs w:val="24"/>
+        </w:rPr>
+      </w:pPr>
+      <w:r>
+        <w:rPr>
+          <w:rFonts w:ascii="Calibri" w:hAnsi="Calibri"/>
+          <w:sz w:val="24"/>
+          <w:szCs w:val="24"/>
         </w:rPr>
         <w:t>What</w:t>
       </w:r>
@@ -618,16 +511,16 @@
         <w:rPr>
           <w:rFonts w:ascii="Calibri" w:hAnsi="Calibri"/>
           <w:spacing w:val="-13"/>
-          <w:sz w:val="20"/>
-          <w:szCs w:val="20"/>
-        </w:rPr>
-        <w:t xml:space="preserve"> </w:t>
-      </w:r>
-      <w:r>
-        <w:rPr>
-          <w:rFonts w:ascii="Calibri" w:hAnsi="Calibri"/>
-          <w:sz w:val="20"/>
-          <w:szCs w:val="20"/>
+          <w:sz w:val="24"/>
+          <w:szCs w:val="24"/>
+        </w:rPr>
+        <w:t xml:space="preserve"> </w:t>
+      </w:r>
+      <w:r>
+        <w:rPr>
+          <w:rFonts w:ascii="Calibri" w:hAnsi="Calibri"/>
+          <w:sz w:val="24"/>
+          <w:szCs w:val="24"/>
         </w:rPr>
         <w:t>are</w:t>
       </w:r>
@@ -635,16 +528,16 @@
         <w:rPr>
           <w:rFonts w:ascii="Calibri" w:hAnsi="Calibri"/>
           <w:spacing w:val="-5"/>
-          <w:sz w:val="20"/>
-          <w:szCs w:val="20"/>
-        </w:rPr>
-        <w:t xml:space="preserve"> </w:t>
-      </w:r>
-      <w:r>
-        <w:rPr>
-          <w:rFonts w:ascii="Calibri" w:hAnsi="Calibri"/>
-          <w:sz w:val="20"/>
-          <w:szCs w:val="20"/>
+          <w:sz w:val="24"/>
+          <w:szCs w:val="24"/>
+        </w:rPr>
+        <w:t xml:space="preserve"> </w:t>
+      </w:r>
+      <w:r>
+        <w:rPr>
+          <w:rFonts w:ascii="Calibri" w:hAnsi="Calibri"/>
+          <w:sz w:val="24"/>
+          <w:szCs w:val="24"/>
         </w:rPr>
         <w:t>AWS</w:t>
       </w:r>
@@ -652,16 +545,16 @@
         <w:rPr>
           <w:rFonts w:ascii="Calibri" w:hAnsi="Calibri"/>
           <w:spacing w:val="-12"/>
-          <w:sz w:val="20"/>
-          <w:szCs w:val="20"/>
-        </w:rPr>
-        <w:t xml:space="preserve"> </w:t>
-      </w:r>
-      <w:r>
-        <w:rPr>
-          <w:rFonts w:ascii="Calibri" w:hAnsi="Calibri"/>
-          <w:sz w:val="20"/>
-          <w:szCs w:val="20"/>
+          <w:sz w:val="24"/>
+          <w:szCs w:val="24"/>
+        </w:rPr>
+        <w:t xml:space="preserve"> </w:t>
+      </w:r>
+      <w:r>
+        <w:rPr>
+          <w:rFonts w:ascii="Calibri" w:hAnsi="Calibri"/>
+          <w:sz w:val="24"/>
+          <w:szCs w:val="24"/>
         </w:rPr>
         <w:t>Availability</w:t>
       </w:r>
@@ -669,16 +562,16 @@
         <w:rPr>
           <w:rFonts w:ascii="Calibri" w:hAnsi="Calibri"/>
           <w:spacing w:val="-12"/>
-          <w:sz w:val="20"/>
-          <w:szCs w:val="20"/>
-        </w:rPr>
-        <w:t xml:space="preserve"> </w:t>
-      </w:r>
-      <w:r>
-        <w:rPr>
-          <w:rFonts w:ascii="Calibri" w:hAnsi="Calibri"/>
-          <w:sz w:val="20"/>
-          <w:szCs w:val="20"/>
+          <w:sz w:val="24"/>
+          <w:szCs w:val="24"/>
+        </w:rPr>
+        <w:t xml:space="preserve"> </w:t>
+      </w:r>
+      <w:r>
+        <w:rPr>
+          <w:rFonts w:ascii="Calibri" w:hAnsi="Calibri"/>
+          <w:sz w:val="24"/>
+          <w:szCs w:val="24"/>
         </w:rPr>
         <w:t>Zones</w:t>
       </w:r>
@@ -686,8 +579,8 @@
         <w:rPr>
           <w:rFonts w:ascii="Calibri" w:hAnsi="Calibri"/>
           <w:spacing w:val="-12"/>
-          <w:sz w:val="20"/>
-          <w:szCs w:val="20"/>
+          <w:sz w:val="24"/>
+          <w:szCs w:val="24"/>
         </w:rPr>
         <w:t xml:space="preserve"> </w:t>
       </w:r>
@@ -695,8 +588,8 @@
         <w:rPr>
           <w:rFonts w:ascii="Calibri" w:hAnsi="Calibri"/>
           <w:spacing w:val="-2"/>
-          <w:sz w:val="20"/>
-          <w:szCs w:val="20"/>
+          <w:sz w:val="24"/>
+          <w:szCs w:val="24"/>
         </w:rPr>
         <w:t>(AZs)?</w:t>
       </w:r>
@@ -714,15 +607,11 @@
         <w:spacing w:before="51"/>
         <w:rPr>
           <w:rFonts w:ascii="Calibri" w:hAnsi="Calibri"/>
-          <w:sz w:val="20"/>
-          <w:szCs w:val="20"/>
-        </w:rPr>
-      </w:pPr>
-      <w:r>
-        <w:rPr>
-          <w:rFonts w:ascii="Calibri" w:hAnsi="Calibri"/>
-          <w:sz w:val="20"/>
-          <w:szCs w:val="20"/>
+        </w:rPr>
+      </w:pPr>
+      <w:r>
+        <w:rPr>
+          <w:rFonts w:ascii="Calibri" w:hAnsi="Calibri"/>
         </w:rPr>
         <w:t>An</w:t>
       </w:r>
@@ -730,17 +619,13 @@
         <w:rPr>
           <w:rFonts w:ascii="Calibri" w:hAnsi="Calibri"/>
           <w:spacing w:val="1"/>
-          <w:sz w:val="20"/>
-          <w:szCs w:val="20"/>
-        </w:rPr>
-        <w:t xml:space="preserve"> </w:t>
-      </w:r>
-      <w:r>
-        <w:rPr>
-          <w:rFonts w:ascii="Calibri" w:hAnsi="Calibri"/>
-          <w:b/>
-          <w:sz w:val="20"/>
-          <w:szCs w:val="20"/>
+        </w:rPr>
+        <w:t xml:space="preserve"> </w:t>
+      </w:r>
+      <w:r>
+        <w:rPr>
+          <w:rFonts w:ascii="Calibri" w:hAnsi="Calibri"/>
+          <w:b/>
         </w:rPr>
         <w:t>Availability</w:t>
       </w:r>
@@ -749,17 +634,13 @@
           <w:rFonts w:ascii="Calibri" w:hAnsi="Calibri"/>
           <w:b/>
           <w:spacing w:val="-3"/>
-          <w:sz w:val="20"/>
-          <w:szCs w:val="20"/>
-        </w:rPr>
-        <w:t xml:space="preserve"> </w:t>
-      </w:r>
-      <w:r>
-        <w:rPr>
-          <w:rFonts w:ascii="Calibri" w:hAnsi="Calibri"/>
-          <w:b/>
-          <w:sz w:val="20"/>
-          <w:szCs w:val="20"/>
+        </w:rPr>
+        <w:t xml:space="preserve"> </w:t>
+      </w:r>
+      <w:r>
+        <w:rPr>
+          <w:rFonts w:ascii="Calibri" w:hAnsi="Calibri"/>
+          <w:b/>
         </w:rPr>
         <w:t>Zone</w:t>
       </w:r>
@@ -768,17 +649,13 @@
           <w:rFonts w:ascii="Calibri" w:hAnsi="Calibri"/>
           <w:b/>
           <w:spacing w:val="-2"/>
-          <w:sz w:val="20"/>
-          <w:szCs w:val="20"/>
-        </w:rPr>
-        <w:t xml:space="preserve"> </w:t>
-      </w:r>
-      <w:r>
-        <w:rPr>
-          <w:rFonts w:ascii="Calibri" w:hAnsi="Calibri"/>
-          <w:b/>
-          <w:sz w:val="20"/>
-          <w:szCs w:val="20"/>
+        </w:rPr>
+        <w:t xml:space="preserve"> </w:t>
+      </w:r>
+      <w:r>
+        <w:rPr>
+          <w:rFonts w:ascii="Calibri" w:hAnsi="Calibri"/>
+          <w:b/>
         </w:rPr>
         <w:t>(AZ)</w:t>
       </w:r>
@@ -787,16 +664,12 @@
           <w:rFonts w:ascii="Calibri" w:hAnsi="Calibri"/>
           <w:b/>
           <w:spacing w:val="2"/>
-          <w:sz w:val="20"/>
-          <w:szCs w:val="20"/>
-        </w:rPr>
-        <w:t xml:space="preserve"> </w:t>
-      </w:r>
-      <w:r>
-        <w:rPr>
-          <w:rFonts w:ascii="Calibri" w:hAnsi="Calibri"/>
-          <w:sz w:val="20"/>
-          <w:szCs w:val="20"/>
+        </w:rPr>
+        <w:t xml:space="preserve"> </w:t>
+      </w:r>
+      <w:r>
+        <w:rPr>
+          <w:rFonts w:ascii="Calibri" w:hAnsi="Calibri"/>
         </w:rPr>
         <w:t>in AWS</w:t>
       </w:r>
@@ -804,16 +677,12 @@
         <w:rPr>
           <w:rFonts w:ascii="Calibri" w:hAnsi="Calibri"/>
           <w:spacing w:val="-6"/>
-          <w:sz w:val="20"/>
-          <w:szCs w:val="20"/>
-        </w:rPr>
-        <w:t xml:space="preserve"> </w:t>
-      </w:r>
-      <w:r>
-        <w:rPr>
-          <w:rFonts w:ascii="Calibri" w:hAnsi="Calibri"/>
-          <w:sz w:val="20"/>
-          <w:szCs w:val="20"/>
+        </w:rPr>
+        <w:t xml:space="preserve"> </w:t>
+      </w:r>
+      <w:r>
+        <w:rPr>
+          <w:rFonts w:ascii="Calibri" w:hAnsi="Calibri"/>
         </w:rPr>
         <w:t>is</w:t>
       </w:r>
@@ -821,16 +690,12 @@
         <w:rPr>
           <w:rFonts w:ascii="Calibri" w:hAnsi="Calibri"/>
           <w:spacing w:val="1"/>
-          <w:sz w:val="20"/>
-          <w:szCs w:val="20"/>
-        </w:rPr>
-        <w:t xml:space="preserve"> </w:t>
-      </w:r>
-      <w:r>
-        <w:rPr>
-          <w:rFonts w:ascii="Calibri" w:hAnsi="Calibri"/>
-          <w:sz w:val="20"/>
-          <w:szCs w:val="20"/>
+        </w:rPr>
+        <w:t xml:space="preserve"> </w:t>
+      </w:r>
+      <w:r>
+        <w:rPr>
+          <w:rFonts w:ascii="Calibri" w:hAnsi="Calibri"/>
         </w:rPr>
         <w:t>one</w:t>
       </w:r>
@@ -838,16 +703,12 @@
         <w:rPr>
           <w:rFonts w:ascii="Calibri" w:hAnsi="Calibri"/>
           <w:spacing w:val="-1"/>
-          <w:sz w:val="20"/>
-          <w:szCs w:val="20"/>
-        </w:rPr>
-        <w:t xml:space="preserve"> </w:t>
-      </w:r>
-      <w:r>
-        <w:rPr>
-          <w:rFonts w:ascii="Calibri" w:hAnsi="Calibri"/>
-          <w:sz w:val="20"/>
-          <w:szCs w:val="20"/>
+        </w:rPr>
+        <w:t xml:space="preserve"> </w:t>
+      </w:r>
+      <w:r>
+        <w:rPr>
+          <w:rFonts w:ascii="Calibri" w:hAnsi="Calibri"/>
         </w:rPr>
         <w:t>or</w:t>
       </w:r>
@@ -855,16 +716,12 @@
         <w:rPr>
           <w:rFonts w:ascii="Calibri" w:hAnsi="Calibri"/>
           <w:spacing w:val="-3"/>
-          <w:sz w:val="20"/>
-          <w:szCs w:val="20"/>
-        </w:rPr>
-        <w:t xml:space="preserve"> </w:t>
-      </w:r>
-      <w:r>
-        <w:rPr>
-          <w:rFonts w:ascii="Calibri" w:hAnsi="Calibri"/>
-          <w:sz w:val="20"/>
-          <w:szCs w:val="20"/>
+        </w:rPr>
+        <w:t xml:space="preserve"> </w:t>
+      </w:r>
+      <w:r>
+        <w:rPr>
+          <w:rFonts w:ascii="Calibri" w:hAnsi="Calibri"/>
         </w:rPr>
         <w:t>more</w:t>
       </w:r>
@@ -872,17 +729,13 @@
         <w:rPr>
           <w:rFonts w:ascii="Calibri" w:hAnsi="Calibri"/>
           <w:spacing w:val="-5"/>
-          <w:sz w:val="20"/>
-          <w:szCs w:val="20"/>
-        </w:rPr>
-        <w:t xml:space="preserve"> </w:t>
-      </w:r>
-      <w:r>
-        <w:rPr>
-          <w:rFonts w:ascii="Calibri" w:hAnsi="Calibri"/>
-          <w:b/>
-          <w:sz w:val="20"/>
-          <w:szCs w:val="20"/>
+        </w:rPr>
+        <w:t xml:space="preserve"> </w:t>
+      </w:r>
+      <w:r>
+        <w:rPr>
+          <w:rFonts w:ascii="Calibri" w:hAnsi="Calibri"/>
+          <w:b/>
         </w:rPr>
         <w:t>physically</w:t>
       </w:r>
@@ -891,17 +744,13 @@
           <w:rFonts w:ascii="Calibri" w:hAnsi="Calibri"/>
           <w:b/>
           <w:spacing w:val="4"/>
-          <w:sz w:val="20"/>
-          <w:szCs w:val="20"/>
-        </w:rPr>
-        <w:t xml:space="preserve"> </w:t>
-      </w:r>
-      <w:r>
-        <w:rPr>
-          <w:rFonts w:ascii="Calibri" w:hAnsi="Calibri"/>
-          <w:b/>
-          <w:sz w:val="20"/>
-          <w:szCs w:val="20"/>
+        </w:rPr>
+        <w:t xml:space="preserve"> </w:t>
+      </w:r>
+      <w:r>
+        <w:rPr>
+          <w:rFonts w:ascii="Calibri" w:hAnsi="Calibri"/>
+          <w:b/>
         </w:rPr>
         <w:t>separate</w:t>
       </w:r>
@@ -910,17 +759,13 @@
           <w:rFonts w:ascii="Calibri" w:hAnsi="Calibri"/>
           <w:b/>
           <w:spacing w:val="5"/>
-          <w:sz w:val="20"/>
-          <w:szCs w:val="20"/>
-        </w:rPr>
-        <w:t xml:space="preserve"> </w:t>
-      </w:r>
-      <w:r>
-        <w:rPr>
-          <w:rFonts w:ascii="Calibri" w:hAnsi="Calibri"/>
-          <w:b/>
-          <w:sz w:val="20"/>
-          <w:szCs w:val="20"/>
+        </w:rPr>
+        <w:t xml:space="preserve"> </w:t>
+      </w:r>
+      <w:r>
+        <w:rPr>
+          <w:rFonts w:ascii="Calibri" w:hAnsi="Calibri"/>
+          <w:b/>
         </w:rPr>
         <w:t>data</w:t>
       </w:r>
@@ -929,17 +774,13 @@
           <w:rFonts w:ascii="Calibri" w:hAnsi="Calibri"/>
           <w:b/>
           <w:spacing w:val="-6"/>
-          <w:sz w:val="20"/>
-          <w:szCs w:val="20"/>
-        </w:rPr>
-        <w:t xml:space="preserve"> </w:t>
-      </w:r>
-      <w:r>
-        <w:rPr>
-          <w:rFonts w:ascii="Calibri" w:hAnsi="Calibri"/>
-          <w:b/>
-          <w:sz w:val="20"/>
-          <w:szCs w:val="20"/>
+        </w:rPr>
+        <w:t xml:space="preserve"> </w:t>
+      </w:r>
+      <w:r>
+        <w:rPr>
+          <w:rFonts w:ascii="Calibri" w:hAnsi="Calibri"/>
+          <w:b/>
         </w:rPr>
         <w:t>centers</w:t>
       </w:r>
@@ -948,16 +789,12 @@
           <w:rFonts w:ascii="Calibri" w:hAnsi="Calibri"/>
           <w:b/>
           <w:spacing w:val="-4"/>
-          <w:sz w:val="20"/>
-          <w:szCs w:val="20"/>
-        </w:rPr>
-        <w:t xml:space="preserve"> </w:t>
-      </w:r>
-      <w:r>
-        <w:rPr>
-          <w:rFonts w:ascii="Calibri" w:hAnsi="Calibri"/>
-          <w:sz w:val="20"/>
-          <w:szCs w:val="20"/>
+        </w:rPr>
+        <w:t xml:space="preserve"> </w:t>
+      </w:r>
+      <w:r>
+        <w:rPr>
+          <w:rFonts w:ascii="Calibri" w:hAnsi="Calibri"/>
         </w:rPr>
         <w:t>within a</w:t>
       </w:r>
@@ -965,8 +802,6 @@
         <w:rPr>
           <w:rFonts w:ascii="Calibri" w:hAnsi="Calibri"/>
           <w:spacing w:val="3"/>
-          <w:sz w:val="20"/>
-          <w:szCs w:val="20"/>
         </w:rPr>
         <w:t xml:space="preserve"> </w:t>
       </w:r>
@@ -974,8 +809,6 @@
         <w:rPr>
           <w:rFonts w:ascii="Calibri" w:hAnsi="Calibri"/>
           <w:spacing w:val="-2"/>
-          <w:sz w:val="20"/>
-          <w:szCs w:val="20"/>
         </w:rPr>
         <w:t>single</w:t>
       </w:r>
@@ -986,16 +819,12 @@
         <w:ind w:left="721"/>
         <w:rPr>
           <w:rFonts w:ascii="Calibri"/>
-          <w:sz w:val="20"/>
-          <w:szCs w:val="20"/>
         </w:rPr>
       </w:pPr>
       <w:r>
         <w:rPr>
           <w:rFonts w:ascii="Calibri"/>
           <w:b/>
-          <w:sz w:val="20"/>
-          <w:szCs w:val="20"/>
         </w:rPr>
         <w:t>AWS</w:t>
       </w:r>
@@ -1004,8 +833,6 @@
           <w:rFonts w:ascii="Calibri"/>
           <w:b/>
           <w:spacing w:val="-9"/>
-          <w:sz w:val="20"/>
-          <w:szCs w:val="20"/>
         </w:rPr>
         <w:t xml:space="preserve"> </w:t>
       </w:r>
@@ -1013,16 +840,12 @@
         <w:rPr>
           <w:rFonts w:ascii="Calibri"/>
           <w:b/>
-          <w:sz w:val="20"/>
-          <w:szCs w:val="20"/>
         </w:rPr>
         <w:t>Region</w:t>
       </w:r>
       <w:r>
         <w:rPr>
           <w:rFonts w:ascii="Calibri"/>
-          <w:sz w:val="20"/>
-          <w:szCs w:val="20"/>
         </w:rPr>
         <w:t>,</w:t>
       </w:r>
@@ -1030,16 +853,12 @@
         <w:rPr>
           <w:rFonts w:ascii="Calibri"/>
           <w:spacing w:val="-6"/>
-          <w:sz w:val="20"/>
-          <w:szCs w:val="20"/>
         </w:rPr>
         <w:t xml:space="preserve"> </w:t>
       </w:r>
       <w:r>
         <w:rPr>
           <w:rFonts w:ascii="Calibri"/>
-          <w:sz w:val="20"/>
-          <w:szCs w:val="20"/>
         </w:rPr>
         <w:t>designed</w:t>
       </w:r>
@@ -1047,16 +866,12 @@
         <w:rPr>
           <w:rFonts w:ascii="Calibri"/>
           <w:spacing w:val="-10"/>
-          <w:sz w:val="20"/>
-          <w:szCs w:val="20"/>
         </w:rPr>
         <w:t xml:space="preserve"> </w:t>
       </w:r>
       <w:r>
         <w:rPr>
           <w:rFonts w:ascii="Calibri"/>
-          <w:sz w:val="20"/>
-          <w:szCs w:val="20"/>
         </w:rPr>
         <w:t>for</w:t>
       </w:r>
@@ -1064,8 +879,6 @@
         <w:rPr>
           <w:rFonts w:ascii="Calibri"/>
           <w:spacing w:val="-5"/>
-          <w:sz w:val="20"/>
-          <w:szCs w:val="20"/>
         </w:rPr>
         <w:t xml:space="preserve"> </w:t>
       </w:r>
@@ -1073,8 +886,6 @@
         <w:rPr>
           <w:rFonts w:ascii="Calibri"/>
           <w:b/>
-          <w:sz w:val="20"/>
-          <w:szCs w:val="20"/>
         </w:rPr>
         <w:t>high</w:t>
       </w:r>
@@ -1083,8 +894,6 @@
           <w:rFonts w:ascii="Calibri"/>
           <w:b/>
           <w:spacing w:val="-13"/>
-          <w:sz w:val="20"/>
-          <w:szCs w:val="20"/>
         </w:rPr>
         <w:t xml:space="preserve"> </w:t>
       </w:r>
@@ -1092,16 +901,12 @@
         <w:rPr>
           <w:rFonts w:ascii="Calibri"/>
           <w:b/>
-          <w:sz w:val="20"/>
-          <w:szCs w:val="20"/>
         </w:rPr>
         <w:t>availability</w:t>
       </w:r>
       <w:r>
         <w:rPr>
           <w:rFonts w:ascii="Calibri"/>
-          <w:sz w:val="20"/>
-          <w:szCs w:val="20"/>
         </w:rPr>
         <w:t>,</w:t>
       </w:r>
@@ -1109,8 +914,6 @@
         <w:rPr>
           <w:rFonts w:ascii="Calibri"/>
           <w:spacing w:val="-12"/>
-          <w:sz w:val="20"/>
-          <w:szCs w:val="20"/>
         </w:rPr>
         <w:t xml:space="preserve"> </w:t>
       </w:r>
@@ -1118,8 +921,6 @@
         <w:rPr>
           <w:rFonts w:ascii="Calibri"/>
           <w:b/>
-          <w:sz w:val="20"/>
-          <w:szCs w:val="20"/>
         </w:rPr>
         <w:t>fault</w:t>
       </w:r>
@@ -1128,8 +929,6 @@
           <w:rFonts w:ascii="Calibri"/>
           <w:b/>
           <w:spacing w:val="-12"/>
-          <w:sz w:val="20"/>
-          <w:szCs w:val="20"/>
         </w:rPr>
         <w:t xml:space="preserve"> </w:t>
       </w:r>
@@ -1137,16 +936,12 @@
         <w:rPr>
           <w:rFonts w:ascii="Calibri"/>
           <w:b/>
-          <w:sz w:val="20"/>
-          <w:szCs w:val="20"/>
         </w:rPr>
         <w:t>isolation</w:t>
       </w:r>
       <w:r>
         <w:rPr>
           <w:rFonts w:ascii="Calibri"/>
-          <w:sz w:val="20"/>
-          <w:szCs w:val="20"/>
         </w:rPr>
         <w:t>,</w:t>
       </w:r>
@@ -1154,16 +949,12 @@
         <w:rPr>
           <w:rFonts w:ascii="Calibri"/>
           <w:spacing w:val="-7"/>
-          <w:sz w:val="20"/>
-          <w:szCs w:val="20"/>
         </w:rPr>
         <w:t xml:space="preserve"> </w:t>
       </w:r>
       <w:r>
         <w:rPr>
           <w:rFonts w:ascii="Calibri"/>
-          <w:sz w:val="20"/>
-          <w:szCs w:val="20"/>
         </w:rPr>
         <w:t>and</w:t>
       </w:r>
@@ -1171,8 +962,6 @@
         <w:rPr>
           <w:rFonts w:ascii="Calibri"/>
           <w:spacing w:val="-12"/>
-          <w:sz w:val="20"/>
-          <w:szCs w:val="20"/>
         </w:rPr>
         <w:t xml:space="preserve"> </w:t>
       </w:r>
@@ -1180,8 +969,6 @@
         <w:rPr>
           <w:rFonts w:ascii="Calibri"/>
           <w:b/>
-          <w:sz w:val="20"/>
-          <w:szCs w:val="20"/>
         </w:rPr>
         <w:t>low-latency</w:t>
       </w:r>
@@ -1190,8 +977,6 @@
           <w:rFonts w:ascii="Calibri"/>
           <w:b/>
           <w:spacing w:val="-13"/>
-          <w:sz w:val="20"/>
-          <w:szCs w:val="20"/>
         </w:rPr>
         <w:t xml:space="preserve"> </w:t>
       </w:r>
@@ -1200,8 +985,6 @@
           <w:rFonts w:ascii="Calibri"/>
           <w:b/>
           <w:spacing w:val="-2"/>
-          <w:sz w:val="20"/>
-          <w:szCs w:val="20"/>
         </w:rPr>
         <w:t>connectivity</w:t>
       </w:r>
@@ -1209,8 +992,6 @@
         <w:rPr>
           <w:rFonts w:ascii="Calibri"/>
           <w:spacing w:val="-2"/>
-          <w:sz w:val="20"/>
-          <w:szCs w:val="20"/>
         </w:rPr>
         <w:t>.</w:t>
       </w:r>
@@ -1229,15 +1010,11 @@
         <w:ind w:right="352"/>
         <w:rPr>
           <w:rFonts w:ascii="Calibri" w:hAnsi="Calibri"/>
-          <w:sz w:val="20"/>
-          <w:szCs w:val="20"/>
-        </w:rPr>
-      </w:pPr>
-      <w:r>
-        <w:rPr>
-          <w:rFonts w:ascii="Calibri" w:hAnsi="Calibri"/>
-          <w:sz w:val="20"/>
-          <w:szCs w:val="20"/>
+        </w:rPr>
+      </w:pPr>
+      <w:r>
+        <w:rPr>
+          <w:rFonts w:ascii="Calibri" w:hAnsi="Calibri"/>
         </w:rPr>
         <w:t>Each AZ has</w:t>
       </w:r>
@@ -1245,16 +1022,12 @@
         <w:rPr>
           <w:rFonts w:ascii="Calibri" w:hAnsi="Calibri"/>
           <w:spacing w:val="-4"/>
-          <w:sz w:val="20"/>
-          <w:szCs w:val="20"/>
-        </w:rPr>
-        <w:t xml:space="preserve"> </w:t>
-      </w:r>
-      <w:r>
-        <w:rPr>
-          <w:rFonts w:ascii="Calibri" w:hAnsi="Calibri"/>
-          <w:sz w:val="20"/>
-          <w:szCs w:val="20"/>
+        </w:rPr>
+        <w:t xml:space="preserve"> </w:t>
+      </w:r>
+      <w:r>
+        <w:rPr>
+          <w:rFonts w:ascii="Calibri" w:hAnsi="Calibri"/>
         </w:rPr>
         <w:t>its own</w:t>
       </w:r>
@@ -1262,17 +1035,13 @@
         <w:rPr>
           <w:rFonts w:ascii="Calibri" w:hAnsi="Calibri"/>
           <w:spacing w:val="-2"/>
-          <w:sz w:val="20"/>
-          <w:szCs w:val="20"/>
-        </w:rPr>
-        <w:t xml:space="preserve"> </w:t>
-      </w:r>
-      <w:r>
-        <w:rPr>
-          <w:rFonts w:ascii="Calibri" w:hAnsi="Calibri"/>
-          <w:b/>
-          <w:sz w:val="20"/>
-          <w:szCs w:val="20"/>
+        </w:rPr>
+        <w:t xml:space="preserve"> </w:t>
+      </w:r>
+      <w:r>
+        <w:rPr>
+          <w:rFonts w:ascii="Calibri" w:hAnsi="Calibri"/>
+          <w:b/>
         </w:rPr>
         <w:t>power,</w:t>
       </w:r>
@@ -1281,17 +1050,13 @@
           <w:rFonts w:ascii="Calibri" w:hAnsi="Calibri"/>
           <w:b/>
           <w:spacing w:val="-3"/>
-          <w:sz w:val="20"/>
-          <w:szCs w:val="20"/>
-        </w:rPr>
-        <w:t xml:space="preserve"> </w:t>
-      </w:r>
-      <w:r>
-        <w:rPr>
-          <w:rFonts w:ascii="Calibri" w:hAnsi="Calibri"/>
-          <w:b/>
-          <w:sz w:val="20"/>
-          <w:szCs w:val="20"/>
+        </w:rPr>
+        <w:t xml:space="preserve"> </w:t>
+      </w:r>
+      <w:r>
+        <w:rPr>
+          <w:rFonts w:ascii="Calibri" w:hAnsi="Calibri"/>
+          <w:b/>
         </w:rPr>
         <w:t>cooling,</w:t>
       </w:r>
@@ -1300,25 +1065,19 @@
           <w:rFonts w:ascii="Calibri" w:hAnsi="Calibri"/>
           <w:b/>
           <w:spacing w:val="-3"/>
-          <w:sz w:val="20"/>
-          <w:szCs w:val="20"/>
-        </w:rPr>
-        <w:t xml:space="preserve"> </w:t>
-      </w:r>
-      <w:r>
-        <w:rPr>
-          <w:rFonts w:ascii="Calibri" w:hAnsi="Calibri"/>
-          <w:b/>
-          <w:sz w:val="20"/>
-          <w:szCs w:val="20"/>
+        </w:rPr>
+        <w:t xml:space="preserve"> </w:t>
+      </w:r>
+      <w:r>
+        <w:rPr>
+          <w:rFonts w:ascii="Calibri" w:hAnsi="Calibri"/>
+          <w:b/>
         </w:rPr>
         <w:t>and networking</w:t>
       </w:r>
       <w:r>
         <w:rPr>
           <w:rFonts w:ascii="Calibri" w:hAnsi="Calibri"/>
-          <w:sz w:val="20"/>
-          <w:szCs w:val="20"/>
         </w:rPr>
         <w:t>, but is</w:t>
       </w:r>
@@ -1326,17 +1085,13 @@
         <w:rPr>
           <w:rFonts w:ascii="Calibri" w:hAnsi="Calibri"/>
           <w:spacing w:val="-3"/>
-          <w:sz w:val="20"/>
-          <w:szCs w:val="20"/>
-        </w:rPr>
-        <w:t xml:space="preserve"> </w:t>
-      </w:r>
-      <w:r>
-        <w:rPr>
-          <w:rFonts w:ascii="Calibri" w:hAnsi="Calibri"/>
-          <w:b/>
-          <w:sz w:val="20"/>
-          <w:szCs w:val="20"/>
+        </w:rPr>
+        <w:t xml:space="preserve"> </w:t>
+      </w:r>
+      <w:r>
+        <w:rPr>
+          <w:rFonts w:ascii="Calibri" w:hAnsi="Calibri"/>
+          <w:b/>
         </w:rPr>
         <w:t>connected to</w:t>
       </w:r>
@@ -1345,17 +1100,13 @@
           <w:rFonts w:ascii="Calibri" w:hAnsi="Calibri"/>
           <w:b/>
           <w:spacing w:val="-1"/>
-          <w:sz w:val="20"/>
-          <w:szCs w:val="20"/>
-        </w:rPr>
-        <w:t xml:space="preserve"> </w:t>
-      </w:r>
-      <w:r>
-        <w:rPr>
-          <w:rFonts w:ascii="Calibri" w:hAnsi="Calibri"/>
-          <w:b/>
-          <w:sz w:val="20"/>
-          <w:szCs w:val="20"/>
+        </w:rPr>
+        <w:t xml:space="preserve"> </w:t>
+      </w:r>
+      <w:r>
+        <w:rPr>
+          <w:rFonts w:ascii="Calibri" w:hAnsi="Calibri"/>
+          <w:b/>
         </w:rPr>
         <w:t>other</w:t>
       </w:r>
@@ -1364,25 +1115,19 @@
           <w:rFonts w:ascii="Calibri" w:hAnsi="Calibri"/>
           <w:b/>
           <w:spacing w:val="-3"/>
-          <w:sz w:val="20"/>
-          <w:szCs w:val="20"/>
-        </w:rPr>
-        <w:t xml:space="preserve"> </w:t>
-      </w:r>
-      <w:r>
-        <w:rPr>
-          <w:rFonts w:ascii="Calibri" w:hAnsi="Calibri"/>
-          <w:b/>
-          <w:sz w:val="20"/>
-          <w:szCs w:val="20"/>
+        </w:rPr>
+        <w:t xml:space="preserve"> </w:t>
+      </w:r>
+      <w:r>
+        <w:rPr>
+          <w:rFonts w:ascii="Calibri" w:hAnsi="Calibri"/>
+          <w:b/>
         </w:rPr>
         <w:t>AZs in the same region with high-speed, low-latency links</w:t>
       </w:r>
       <w:r>
         <w:rPr>
           <w:rFonts w:ascii="Calibri" w:hAnsi="Calibri"/>
-          <w:sz w:val="20"/>
-          <w:szCs w:val="20"/>
         </w:rPr>
         <w:t>.</w:t>
       </w:r>
@@ -1400,90 +1145,90 @@
         <w:spacing w:before="14"/>
         <w:ind w:left="720" w:hanging="360"/>
         <w:rPr>
-          <w:sz w:val="20"/>
-          <w:szCs w:val="20"/>
-        </w:rPr>
-      </w:pPr>
-      <w:r>
-        <w:rPr>
-          <w:sz w:val="20"/>
-          <w:szCs w:val="20"/>
+          <w:sz w:val="22"/>
+          <w:szCs w:val="22"/>
+        </w:rPr>
+      </w:pPr>
+      <w:r>
+        <w:rPr>
+          <w:sz w:val="22"/>
+          <w:szCs w:val="22"/>
         </w:rPr>
         <w:t>Region</w:t>
       </w:r>
       <w:r>
         <w:rPr>
           <w:spacing w:val="17"/>
-          <w:sz w:val="20"/>
-          <w:szCs w:val="20"/>
-        </w:rPr>
-        <w:t xml:space="preserve"> </w:t>
-      </w:r>
-      <w:r>
-        <w:rPr>
-          <w:sz w:val="20"/>
-          <w:szCs w:val="20"/>
+          <w:sz w:val="22"/>
+          <w:szCs w:val="22"/>
+        </w:rPr>
+        <w:t xml:space="preserve"> </w:t>
+      </w:r>
+      <w:r>
+        <w:rPr>
+          <w:sz w:val="22"/>
+          <w:szCs w:val="22"/>
         </w:rPr>
         <w:t>vs.</w:t>
       </w:r>
       <w:r>
         <w:rPr>
           <w:spacing w:val="15"/>
-          <w:sz w:val="20"/>
-          <w:szCs w:val="20"/>
-        </w:rPr>
-        <w:t xml:space="preserve"> </w:t>
-      </w:r>
-      <w:r>
-        <w:rPr>
-          <w:sz w:val="20"/>
-          <w:szCs w:val="20"/>
+          <w:sz w:val="22"/>
+          <w:szCs w:val="22"/>
+        </w:rPr>
+        <w:t xml:space="preserve"> </w:t>
+      </w:r>
+      <w:r>
+        <w:rPr>
+          <w:sz w:val="22"/>
+          <w:szCs w:val="22"/>
         </w:rPr>
         <w:t>Availability</w:t>
       </w:r>
       <w:r>
         <w:rPr>
           <w:spacing w:val="18"/>
-          <w:sz w:val="20"/>
-          <w:szCs w:val="20"/>
-        </w:rPr>
-        <w:t xml:space="preserve"> </w:t>
-      </w:r>
-      <w:r>
-        <w:rPr>
-          <w:sz w:val="20"/>
-          <w:szCs w:val="20"/>
+          <w:sz w:val="22"/>
+          <w:szCs w:val="22"/>
+        </w:rPr>
+        <w:t xml:space="preserve"> </w:t>
+      </w:r>
+      <w:r>
+        <w:rPr>
+          <w:sz w:val="22"/>
+          <w:szCs w:val="22"/>
         </w:rPr>
         <w:t>Zone:</w:t>
       </w:r>
       <w:r>
         <w:rPr>
           <w:spacing w:val="13"/>
-          <w:sz w:val="20"/>
-          <w:szCs w:val="20"/>
-        </w:rPr>
-        <w:t xml:space="preserve"> </w:t>
-      </w:r>
-      <w:r>
-        <w:rPr>
-          <w:sz w:val="20"/>
-          <w:szCs w:val="20"/>
+          <w:sz w:val="22"/>
+          <w:szCs w:val="22"/>
+        </w:rPr>
+        <w:t xml:space="preserve"> </w:t>
+      </w:r>
+      <w:r>
+        <w:rPr>
+          <w:sz w:val="22"/>
+          <w:szCs w:val="22"/>
         </w:rPr>
         <w:t>Key</w:t>
       </w:r>
       <w:r>
         <w:rPr>
           <w:spacing w:val="17"/>
-          <w:sz w:val="20"/>
-          <w:szCs w:val="20"/>
+          <w:sz w:val="22"/>
+          <w:szCs w:val="22"/>
         </w:rPr>
         <w:t xml:space="preserve"> </w:t>
       </w:r>
       <w:r>
         <w:rPr>
           <w:spacing w:val="-2"/>
-          <w:sz w:val="20"/>
-          <w:szCs w:val="20"/>
+          <w:sz w:val="22"/>
+          <w:szCs w:val="22"/>
         </w:rPr>
         <w:t>Differences</w:t>
       </w:r>
@@ -1520,8 +1265,8 @@
       </w:tblPr>
       <w:tblGrid>
         <w:gridCol w:w="2990"/>
-        <w:gridCol w:w="3005"/>
-        <w:gridCol w:w="2998"/>
+        <w:gridCol w:w="3439"/>
+        <w:gridCol w:w="2835"/>
       </w:tblGrid>
       <w:tr>
         <w:trPr>
@@ -1537,7 +1282,8 @@
               <w:spacing w:line="262" w:lineRule="exact"/>
               <w:rPr>
                 <w:b/>
-                <w:sz w:val="23"/>
+                <w:sz w:val="24"/>
+                <w:szCs w:val="24"/>
               </w:rPr>
             </w:pPr>
             <w:r>
@@ -1545,7 +1291,8 @@
                 <w:b/>
                 <w:spacing w:val="-2"/>
                 <w:w w:val="105"/>
-                <w:sz w:val="23"/>
+                <w:sz w:val="24"/>
+                <w:szCs w:val="24"/>
               </w:rPr>
               <w:t>Feature</w:t>
             </w:r>
@@ -1553,7 +1300,7 @@
         </w:tc>
         <w:tc>
           <w:tcPr>
-            <w:tcW w:w="3005" w:type="dxa"/>
+            <w:tcW w:w="3439" w:type="dxa"/>
           </w:tcPr>
           <w:p>
             <w:pPr>
@@ -1562,7 +1309,8 @@
               <w:ind w:left="830"/>
               <w:rPr>
                 <w:b/>
-                <w:sz w:val="23"/>
+                <w:sz w:val="24"/>
+                <w:szCs w:val="24"/>
               </w:rPr>
             </w:pPr>
             <w:r>
@@ -1570,7 +1318,8 @@
                 <w:b/>
                 <w:spacing w:val="-2"/>
                 <w:w w:val="105"/>
-                <w:sz w:val="23"/>
+                <w:sz w:val="24"/>
+                <w:szCs w:val="24"/>
               </w:rPr>
               <w:t>Regions</w:t>
             </w:r>
@@ -1578,7 +1327,7 @@
         </w:tc>
         <w:tc>
           <w:tcPr>
-            <w:tcW w:w="2998" w:type="dxa"/>
+            <w:tcW w:w="2835" w:type="dxa"/>
           </w:tcPr>
           <w:p>
             <w:pPr>
@@ -1587,13 +1336,15 @@
               <w:ind w:left="829"/>
               <w:rPr>
                 <w:b/>
-                <w:sz w:val="23"/>
+                <w:sz w:val="24"/>
+                <w:szCs w:val="24"/>
               </w:rPr>
             </w:pPr>
             <w:r>
               <w:rPr>
                 <w:b/>
-                <w:sz w:val="23"/>
+                <w:sz w:val="24"/>
+                <w:szCs w:val="24"/>
               </w:rPr>
               <w:t>Availability</w:t>
             </w:r>
@@ -1601,7 +1352,8 @@
               <w:rPr>
                 <w:b/>
                 <w:spacing w:val="19"/>
-                <w:sz w:val="23"/>
+                <w:sz w:val="24"/>
+                <w:szCs w:val="24"/>
               </w:rPr>
               <w:t xml:space="preserve"> </w:t>
             </w:r>
@@ -1609,7 +1361,8 @@
               <w:rPr>
                 <w:b/>
                 <w:spacing w:val="-2"/>
-                <w:sz w:val="23"/>
+                <w:sz w:val="24"/>
+                <w:szCs w:val="24"/>
               </w:rPr>
               <w:t>Zones</w:t>
             </w:r>
@@ -1649,7 +1402,7 @@
         </w:tc>
         <w:tc>
           <w:tcPr>
-            <w:tcW w:w="3005" w:type="dxa"/>
+            <w:tcW w:w="3439" w:type="dxa"/>
           </w:tcPr>
           <w:p>
             <w:pPr>
@@ -1718,7 +1471,7 @@
         </w:tc>
         <w:tc>
           <w:tcPr>
-            <w:tcW w:w="2998" w:type="dxa"/>
+            <w:tcW w:w="2835" w:type="dxa"/>
           </w:tcPr>
           <w:p>
             <w:pPr>
@@ -1892,7 +1645,7 @@
         </w:tc>
         <w:tc>
           <w:tcPr>
-            <w:tcW w:w="3005" w:type="dxa"/>
+            <w:tcW w:w="3439" w:type="dxa"/>
           </w:tcPr>
           <w:p>
             <w:pPr>
@@ -1979,7 +1732,7 @@
         </w:tc>
         <w:tc>
           <w:tcPr>
-            <w:tcW w:w="2998" w:type="dxa"/>
+            <w:tcW w:w="2835" w:type="dxa"/>
           </w:tcPr>
           <w:p>
             <w:pPr>
@@ -2122,7 +1875,7 @@
         </w:tc>
         <w:tc>
           <w:tcPr>
-            <w:tcW w:w="3005" w:type="dxa"/>
+            <w:tcW w:w="3439" w:type="dxa"/>
           </w:tcPr>
           <w:p>
             <w:pPr>
@@ -2177,7 +1930,7 @@
         </w:tc>
         <w:tc>
           <w:tcPr>
-            <w:tcW w:w="2998" w:type="dxa"/>
+            <w:tcW w:w="2835" w:type="dxa"/>
           </w:tcPr>
           <w:p>
             <w:pPr>
@@ -2290,6 +2043,15 @@
                 <w:sz w:val="20"/>
                 <w:szCs w:val="20"/>
               </w:rPr>
+              <w:t>ss</w:t>
+            </w:r>
+            <w:r>
+              <w:rPr>
+                <w:b/>
+                <w:bCs/>
+                <w:sz w:val="20"/>
+                <w:szCs w:val="20"/>
+              </w:rPr>
               <w:t>Fault</w:t>
             </w:r>
             <w:r>
@@ -2316,7 +2078,7 @@
         </w:tc>
         <w:tc>
           <w:tcPr>
-            <w:tcW w:w="3005" w:type="dxa"/>
+            <w:tcW w:w="3439" w:type="dxa"/>
           </w:tcPr>
           <w:p>
             <w:pPr>
@@ -2401,7 +2163,7 @@
         </w:tc>
         <w:tc>
           <w:tcPr>
-            <w:tcW w:w="2998" w:type="dxa"/>
+            <w:tcW w:w="2835" w:type="dxa"/>
           </w:tcPr>
           <w:p>
             <w:pPr>
@@ -2524,7 +2286,7 @@
         </w:tc>
         <w:tc>
           <w:tcPr>
-            <w:tcW w:w="3005" w:type="dxa"/>
+            <w:tcW w:w="3439" w:type="dxa"/>
           </w:tcPr>
           <w:p>
             <w:pPr>
@@ -2625,7 +2387,7 @@
         </w:tc>
         <w:tc>
           <w:tcPr>
-            <w:tcW w:w="2998" w:type="dxa"/>
+            <w:tcW w:w="2835" w:type="dxa"/>
           </w:tcPr>
           <w:p>
             <w:pPr>
@@ -3193,7 +2955,6 @@
         </w:rPr>
         <w:t xml:space="preserve"> </w:t>
       </w:r>
-      <w:proofErr w:type="gramStart"/>
       <w:r>
         <w:rPr>
           <w:rFonts w:ascii="Calibri" w:hAnsi="Calibri"/>
@@ -3202,7 +2963,6 @@
         </w:rPr>
         <w:t>Regions</w:t>
       </w:r>
-      <w:proofErr w:type="gramEnd"/>
       <w:r>
         <w:rPr>
           <w:rFonts w:ascii="Calibri" w:hAnsi="Calibri"/>
@@ -5117,27 +4877,14 @@
         </w:rPr>
         <w:t xml:space="preserve"> </w:t>
       </w:r>
-      <w:proofErr w:type="spellStart"/>
-      <w:proofErr w:type="gramStart"/>
-      <w:r>
-        <w:rPr>
-          <w:rFonts w:ascii="Calibri" w:hAnsi="Calibri"/>
-          <w:w w:val="105"/>
-          <w:sz w:val="20"/>
-          <w:szCs w:val="20"/>
-        </w:rPr>
-        <w:t>memory,network</w:t>
-      </w:r>
-      <w:proofErr w:type="spellEnd"/>
-      <w:proofErr w:type="gramEnd"/>
-      <w:r>
-        <w:rPr>
-          <w:rFonts w:ascii="Calibri" w:hAnsi="Calibri"/>
-          <w:w w:val="105"/>
-          <w:sz w:val="20"/>
-          <w:szCs w:val="20"/>
-        </w:rPr>
-        <w:t>,</w:t>
+      <w:r>
+        <w:rPr>
+          <w:rFonts w:ascii="Calibri" w:hAnsi="Calibri"/>
+          <w:w w:val="105"/>
+          <w:sz w:val="20"/>
+          <w:szCs w:val="20"/>
+        </w:rPr>
+        <w:t>memory,network,</w:t>
       </w:r>
       <w:r>
         <w:rPr>
@@ -6513,23 +6260,7 @@
           <w:sz w:val="20"/>
           <w:szCs w:val="20"/>
         </w:rPr>
-        <w:t>(</w:t>
-      </w:r>
-      <w:proofErr w:type="spellStart"/>
-      <w:r>
-        <w:rPr>
-          <w:sz w:val="20"/>
-          <w:szCs w:val="20"/>
-        </w:rPr>
-        <w:t>cpu</w:t>
-      </w:r>
-      <w:proofErr w:type="spellEnd"/>
-      <w:r>
-        <w:rPr>
-          <w:sz w:val="20"/>
-          <w:szCs w:val="20"/>
-        </w:rPr>
-        <w:t>, mem</w:t>
+        <w:t>(cpu, mem</w:t>
       </w:r>
       <w:r>
         <w:rPr>
@@ -6651,17 +6382,8 @@
           <w:sz w:val="20"/>
           <w:szCs w:val="20"/>
         </w:rPr>
-        <w:t>(</w:t>
-      </w:r>
-      <w:proofErr w:type="spellStart"/>
-      <w:r>
-        <w:rPr>
-          <w:sz w:val="20"/>
-          <w:szCs w:val="20"/>
-        </w:rPr>
-        <w:t>cpu</w:t>
-      </w:r>
-      <w:proofErr w:type="spellEnd"/>
+        <w:t>(cpu</w:t>
+      </w:r>
       <w:r>
         <w:rPr>
           <w:spacing w:val="-5"/>
@@ -6767,23 +6489,7 @@
           <w:sz w:val="20"/>
           <w:szCs w:val="20"/>
         </w:rPr>
-        <w:t>m4 (</w:t>
-      </w:r>
-      <w:proofErr w:type="spellStart"/>
-      <w:r>
-        <w:rPr>
-          <w:sz w:val="20"/>
-          <w:szCs w:val="20"/>
-        </w:rPr>
-        <w:t>cpu</w:t>
-      </w:r>
-      <w:proofErr w:type="spellEnd"/>
-      <w:r>
-        <w:rPr>
-          <w:sz w:val="20"/>
-          <w:szCs w:val="20"/>
-        </w:rPr>
-        <w:t>,</w:t>
+        <w:t>m4 (cpu,</w:t>
       </w:r>
       <w:r>
         <w:rPr>
@@ -6890,17 +6596,8 @@
           <w:sz w:val="20"/>
           <w:szCs w:val="20"/>
         </w:rPr>
-        <w:t>(</w:t>
-      </w:r>
-      <w:proofErr w:type="spellStart"/>
-      <w:r>
-        <w:rPr>
-          <w:sz w:val="20"/>
-          <w:szCs w:val="20"/>
-        </w:rPr>
-        <w:t>cpu</w:t>
-      </w:r>
-      <w:proofErr w:type="spellEnd"/>
+        <w:t>(cpu</w:t>
+      </w:r>
       <w:r>
         <w:rPr>
           <w:spacing w:val="-5"/>
@@ -14683,7 +14380,6 @@
         </w:rPr>
         <w:t xml:space="preserve"> </w:t>
       </w:r>
-      <w:proofErr w:type="gramStart"/>
       <w:r>
         <w:rPr>
           <w:b/>
@@ -14694,7 +14390,6 @@
         </w:rPr>
         <w:t>Regions</w:t>
       </w:r>
-      <w:proofErr w:type="gramEnd"/>
       <w:r>
         <w:rPr>
           <w:spacing w:val="-2"/>
@@ -14835,23 +14530,13 @@
           <w:szCs w:val="20"/>
         </w:rPr>
       </w:pPr>
-      <w:proofErr w:type="spellStart"/>
       <w:r>
         <w:rPr>
           <w:spacing w:val="-2"/>
           <w:sz w:val="20"/>
           <w:szCs w:val="20"/>
         </w:rPr>
-        <w:t>aws</w:t>
-      </w:r>
-      <w:proofErr w:type="spellEnd"/>
-      <w:r>
-        <w:rPr>
-          <w:spacing w:val="-2"/>
-          <w:sz w:val="20"/>
-          <w:szCs w:val="20"/>
-        </w:rPr>
-        <w:t xml:space="preserve"> ec2</w:t>
+        <w:t>aws ec2</w:t>
       </w:r>
       <w:r>
         <w:rPr>
@@ -14908,7 +14593,6 @@
         </w:rPr>
         <w:t xml:space="preserve"> </w:t>
       </w:r>
-      <w:proofErr w:type="spellStart"/>
       <w:r>
         <w:rPr>
           <w:spacing w:val="-2"/>
@@ -14917,7 +14601,6 @@
         </w:rPr>
         <w:t>i-xxxxxx</w:t>
       </w:r>
-      <w:proofErr w:type="spellEnd"/>
     </w:p>
     <w:p>
       <w:pPr>
@@ -15031,7 +14714,6 @@
           <w:szCs w:val="20"/>
         </w:rPr>
       </w:pPr>
-      <w:proofErr w:type="spellStart"/>
       <w:r>
         <w:rPr>
           <w:sz w:val="20"/>
@@ -15039,7 +14721,6 @@
         </w:rPr>
         <w:t>aws</w:t>
       </w:r>
-      <w:proofErr w:type="spellEnd"/>
       <w:r>
         <w:rPr>
           <w:spacing w:val="-13"/>
@@ -15159,7 +14840,6 @@
         </w:rPr>
         <w:t xml:space="preserve"> </w:t>
       </w:r>
-      <w:proofErr w:type="spellStart"/>
       <w:r>
         <w:rPr>
           <w:spacing w:val="-2"/>
@@ -15168,7 +14848,6 @@
         </w:rPr>
         <w:t>ami-xxxxxx</w:t>
       </w:r>
-      <w:proofErr w:type="spellEnd"/>
     </w:p>
     <w:p>
       <w:pPr>
@@ -15728,7 +15407,6 @@
           <w:szCs w:val="20"/>
         </w:rPr>
       </w:pPr>
-      <w:proofErr w:type="gramStart"/>
       <w:r>
         <w:rPr>
           <w:sz w:val="20"/>
@@ -15754,7 +15432,6 @@
         </w:rPr>
         <w:t>-</w:t>
       </w:r>
-      <w:proofErr w:type="gramEnd"/>
       <w:r>
         <w:rPr>
           <w:b w:val="0"/>
@@ -15810,7 +15487,6 @@
         </w:rPr>
         <w:t xml:space="preserve"> </w:t>
       </w:r>
-      <w:proofErr w:type="gramStart"/>
       <w:r>
         <w:rPr>
           <w:b/>
@@ -15829,7 +15505,6 @@
         </w:rPr>
         <w:t>:-</w:t>
       </w:r>
-      <w:proofErr w:type="gramEnd"/>
       <w:r>
         <w:rPr>
           <w:sz w:val="20"/>
@@ -16095,7 +15770,6 @@
         </w:rPr>
         <w:t xml:space="preserve"> </w:t>
       </w:r>
-      <w:proofErr w:type="gramStart"/>
       <w:r>
         <w:rPr>
           <w:b/>
@@ -16114,7 +15788,6 @@
         </w:rPr>
         <w:t>-</w:t>
       </w:r>
-      <w:proofErr w:type="gramEnd"/>
       <w:r>
         <w:rPr>
           <w:sz w:val="20"/>
